--- a/TS-Kramam/TS-6.1/TS 6.1 Sanskrit Krama Paatam Corrections.docx
+++ b/TS-Kramam/TS-6.1/TS 6.1 Sanskrit Krama Paatam Corrections.docx
@@ -81,9 +81,8 @@
           <w:szCs w:val="32"/>
           <w:u w:val="single"/>
         </w:rPr>
-        <w:t xml:space="preserve">Observed </w:t>
+        <w:t xml:space="preserve">Observed till </w:t>
       </w:r>
-      <w:proofErr w:type="gramStart"/>
       <w:r>
         <w:rPr>
           <w:b/>
@@ -92,20 +91,8 @@
           <w:szCs w:val="32"/>
           <w:u w:val="single"/>
         </w:rPr>
-        <w:t xml:space="preserve">till </w:t>
+        <w:t>31st Oct 2026</w:t>
       </w:r>
-      <w:r>
-        <w:rPr>
-          <w:b/>
-          <w:bCs/>
-          <w:sz w:val="32"/>
-          <w:szCs w:val="32"/>
-          <w:highlight w:val="red"/>
-          <w:u w:val="single"/>
-        </w:rPr>
-        <w:t>???</w:t>
-      </w:r>
-      <w:proofErr w:type="gramEnd"/>
     </w:p>
     <w:p>
       <w:pPr>
@@ -1516,7 +1503,6 @@
                 <w:lang w:val="it-IT"/>
               </w:rPr>
             </w:pPr>
-            <w:proofErr w:type="gramStart"/>
             <w:r>
               <w:rPr>
                 <w:rFonts w:ascii="BRH Devanagari Extra" w:hAnsi="BRH Devanagari Extra" w:cs="BRH Devanagari Extra"/>
@@ -1536,7 +1522,6 @@
               </w:rPr>
               <w:t>(</w:t>
             </w:r>
-            <w:proofErr w:type="gramEnd"/>
             <w:r>
               <w:rPr>
                 <w:rFonts w:cs="BRH Devanagari Extra"/>
@@ -1548,7 +1533,6 @@
               </w:rPr>
               <w:t>1</w:t>
             </w:r>
-            <w:proofErr w:type="gramStart"/>
             <w:r>
               <w:rPr>
                 <w:rFonts w:ascii="BRH Malayalam Extra" w:hAnsi="BRH Malayalam Extra" w:cs="BRH Devanagari Extra"/>
@@ -1569,7 +1553,6 @@
               </w:rPr>
               <w:t>)ÅlrÉþÈ</w:t>
             </w:r>
-            <w:proofErr w:type="gramEnd"/>
             <w:r>
               <w:rPr>
                 <w:rFonts w:ascii="BRH Devanagari Extra" w:hAnsi="BRH Devanagari Extra" w:cs="BRH Devanagari Extra"/>
@@ -2531,30 +2514,6 @@
         </w:tc>
       </w:tr>
     </w:tbl>
-    <w:p>
-      <w:pPr>
-        <w:jc w:val="center"/>
-        <w:rPr>
-          <w:b/>
-          <w:bCs/>
-          <w:sz w:val="32"/>
-          <w:szCs w:val="32"/>
-          <w:u w:val="single"/>
-        </w:rPr>
-      </w:pPr>
-    </w:p>
-    <w:p>
-      <w:pPr>
-        <w:jc w:val="center"/>
-        <w:rPr>
-          <w:b/>
-          <w:bCs/>
-          <w:sz w:val="32"/>
-          <w:szCs w:val="32"/>
-          <w:u w:val="single"/>
-        </w:rPr>
-      </w:pPr>
-    </w:p>
     <w:p>
       <w:pPr>
         <w:jc w:val="center"/>
@@ -2574,6 +2533,7 @@
           <w:szCs w:val="32"/>
           <w:u w:val="single"/>
         </w:rPr>
+        <w:lastRenderedPageBreak/>
         <w:t xml:space="preserve">TS </w:t>
       </w:r>
       <w:r>
@@ -3839,7 +3799,6 @@
                 <w:sz w:val="28"/>
                 <w:szCs w:val="32"/>
               </w:rPr>
-              <w:lastRenderedPageBreak/>
               <w:t>T.S.6.1.1.9 – Kramam</w:t>
             </w:r>
           </w:p>
@@ -4180,6 +4139,7 @@
                 <w:sz w:val="28"/>
                 <w:szCs w:val="32"/>
               </w:rPr>
+              <w:lastRenderedPageBreak/>
               <w:t>T.S.6.1.2.2 – Kramam</w:t>
             </w:r>
           </w:p>
@@ -6257,7 +6217,6 @@
                 <w:sz w:val="28"/>
                 <w:szCs w:val="32"/>
               </w:rPr>
-              <w:lastRenderedPageBreak/>
               <w:t>Panchaati No</w:t>
             </w:r>
             <w:r>
@@ -6304,7 +6263,6 @@
                 <w:sz w:val="40"/>
                 <w:szCs w:val="40"/>
               </w:rPr>
-              <w:lastRenderedPageBreak/>
               <w:t>Â</w:t>
             </w:r>
             <w:r>
@@ -6625,6 +6583,7 @@
                 <w:sz w:val="28"/>
                 <w:szCs w:val="32"/>
               </w:rPr>
+              <w:lastRenderedPageBreak/>
               <w:t>Panchaati No</w:t>
             </w:r>
             <w:r>
@@ -6671,6 +6630,7 @@
                 <w:sz w:val="40"/>
                 <w:szCs w:val="40"/>
               </w:rPr>
+              <w:lastRenderedPageBreak/>
               <w:t>iÉxqÉÉ</w:t>
             </w:r>
             <w:r>
@@ -6732,6 +6692,7 @@
                 <w:sz w:val="40"/>
                 <w:szCs w:val="40"/>
               </w:rPr>
+              <w:lastRenderedPageBreak/>
               <w:t>lÉÉlÉÉþuÉÏrÉÉï A</w:t>
             </w:r>
             <w:r>
@@ -6788,6 +6749,7 @@
                 <w:sz w:val="40"/>
                 <w:szCs w:val="40"/>
               </w:rPr>
+              <w:lastRenderedPageBreak/>
               <w:t>iÉxqÉÉ</w:t>
             </w:r>
             <w:r>
@@ -6849,6 +6811,7 @@
                 <w:sz w:val="40"/>
                 <w:szCs w:val="40"/>
               </w:rPr>
+              <w:lastRenderedPageBreak/>
               <w:t>lÉÉlÉÉþuÉÏrÉÉï A</w:t>
             </w:r>
             <w:r>
@@ -6914,6 +6877,7 @@
                 <w:sz w:val="28"/>
                 <w:szCs w:val="32"/>
               </w:rPr>
+              <w:lastRenderedPageBreak/>
               <w:t>T.S.6.1.9.5 – Kramam</w:t>
             </w:r>
           </w:p>
@@ -7480,16 +7444,7 @@
           <w:bCs/>
           <w:sz w:val="32"/>
         </w:rPr>
-        <w:t xml:space="preserve">replaced </w:t>
-      </w:r>
-      <w:proofErr w:type="gramStart"/>
-      <w:r>
-        <w:rPr>
-          <w:b/>
-          <w:bCs/>
-          <w:sz w:val="32"/>
-        </w:rPr>
-        <w:t>with</w:t>
+        <w:t>replaced with</w:t>
       </w:r>
       <w:r>
         <w:rPr>
@@ -7511,7 +7466,6 @@
         </w:rPr>
         <w:t>"</w:t>
       </w:r>
-      <w:proofErr w:type="gramEnd"/>
       <w:r>
         <w:rPr>
           <w:rFonts w:ascii="BRH Devanagari" w:hAnsi="BRH Devanagari" w:cs="BRH Devanagari"/>
